--- a/WRITEUP.docx
+++ b/WRITEUP.docx
@@ -176,7 +176,7 @@
         <w:t xml:space="preserve"> </w:t>
       </w:r>
       <w:r>
-        <w:t xml:space="preserve">— survival manuals, news-source toggles, a Gemma backend selector (Auto / GPU / CPU), and a</w:t>
+        <w:t xml:space="preserve">— survival manuals, news-source toggles, and a</w:t>
       </w:r>
       <w:r>
         <w:t xml:space="preserve"> </w:t>
@@ -1150,22 +1150,7 @@
         <w:t xml:space="preserve">LiteRtLmFfiClient.initialize</w:t>
       </w:r>
       <w:r>
-        <w:t xml:space="preserve">). The accelerator selection — Metal on iOS, OpenCL on Android, with automatic CPU fallback — comes directly from LiteRT’s registry. Settings exposes the choice to the user (Auto / GPU only / CPU only) backed by the LiteRT</w:t>
-      </w:r>
-      <w:r>
-        <w:t xml:space="preserve"> </w:t>
-      </w:r>
-      <w:r>
-        <w:rPr>
-          <w:rStyle w:val="VerbatimChar"/>
-        </w:rPr>
-        <w:t xml:space="preserve">PreferredBackend</w:t>
-      </w:r>
-      <w:r>
-        <w:t xml:space="preserve"> </w:t>
-      </w:r>
-      <w:r>
-        <w:t xml:space="preserve">enum.</w:t>
+        <w:t xml:space="preserve">). Accelerator selection comes directly from LiteRT’s registry: Metal on iOS, OpenCL on Android, with automatic CPU fallback if the GPU path errors at init — so a Metal driver quirk on one device class doesn’t take the agent offline.</w:t>
       </w:r>
     </w:p>
     <w:p>
@@ -1507,7 +1492,7 @@
         <w:pStyle w:val="FirstParagraph"/>
       </w:pPr>
       <w:r>
-        <w:t xml:space="preserve">A custom Unsloth fine-tune on FEMA / WHO / ICRC corpora targeted at the</w:t>
+        <w:t xml:space="preserve">An Unsloth fine-tune on FEMA / WHO / ICRC corpora (targeting the</w:t>
       </w:r>
       <w:r>
         <w:t xml:space="preserve"> </w:t>
@@ -1523,7 +1508,7 @@
         <w:t xml:space="preserve"> </w:t>
       </w:r>
       <w:r>
-        <w:t xml:space="preserve">track, and an E4B vision upgrade so users can photograph an injury and get an assessment. The architecture is already wired for both —</w:t>
+        <w:t xml:space="preserve">track) and an E4B vision upgrade so users can photograph an injury and get an assessment. The architecture is wired for both —</w:t>
       </w:r>
       <w:r>
         <w:t xml:space="preserve"> </w:t>
@@ -1538,7 +1523,7 @@
         <w:t xml:space="preserve"> </w:t>
       </w:r>
       <w:r>
-        <w:t xml:space="preserve">abstracts the model identity, and the function-calling layer would simply gain new vision-aware tools. Future location presets are also one enum value away: the</w:t>
+        <w:t xml:space="preserve">abstracts the model identity; function calling just gains new vision-aware tools. New</w:t>
       </w:r>
       <w:r>
         <w:t xml:space="preserve"> </w:t>
@@ -1553,39 +1538,7 @@
         <w:t xml:space="preserve"> </w:t>
       </w:r>
       <w:r>
-        <w:t xml:space="preserve">enum is open-set, so dropping in</w:t>
-      </w:r>
-      <w:r>
-        <w:t xml:space="preserve"> </w:t>
-      </w:r>
-      <w:r>
-        <w:rPr>
-          <w:i/>
-          <w:iCs/>
-        </w:rPr>
-        <w:t xml:space="preserve">Khartoum, Sudan</w:t>
-      </w:r>
-      <w:r>
-        <w:t xml:space="preserve"> </w:t>
-      </w:r>
-      <w:r>
-        <w:t xml:space="preserve">or</w:t>
-      </w:r>
-      <w:r>
-        <w:t xml:space="preserve"> </w:t>
-      </w:r>
-      <w:r>
-        <w:rPr>
-          <w:i/>
-          <w:iCs/>
-        </w:rPr>
-        <w:t xml:space="preserve">Beirut, Lebanon</w:t>
-      </w:r>
-      <w:r>
-        <w:t xml:space="preserve"> </w:t>
-      </w:r>
-      <w:r>
-        <w:t xml:space="preserve">is a coordinate pair and a Settings entry.</w:t>
+        <w:t xml:space="preserve">cities are one enum value away.</w:t>
       </w:r>
     </w:p>
     <w:p>
